--- a/zht/docx/61.content.docx
+++ b/zht/docx/61.content.docx
@@ -19,7 +19,7 @@
         <w:rPr>
           <w:lang w:val="zh_TW" w:bidi="zh_TW"/>
         </w:rPr>
-        <w:t>Resource: 研讀筆記 - 書籍簡介 (Tyndale)</w:t>
+        <w:t>Resource: Tyndale Open Study Notes</w:t>
       </w:r>
       <w:r>
         <w:rPr>
@@ -112,7 +112,7 @@
         <w:rPr>
           <w:lang w:val="zh_TW" w:bidi="zh_TW"/>
         </w:rPr>
-        <w:t>研讀筆記 - 書籍簡介 (Tyndale)</w:t>
+        <w:t>Tyndale Open Study Notes</w:t>
       </w:r>
     </w:p>
     <w:p>

--- a/zht/docx/61.content.docx
+++ b/zht/docx/61.content.docx
@@ -19,7 +19,7 @@
         <w:rPr>
           <w:lang w:val="zh_TW" w:bidi="zh_TW"/>
         </w:rPr>
-        <w:t>Resource: Tyndale Open Study Notes</w:t>
+        <w:t>Resource: Aquifer Open Study Notes (Book Intros)</w:t>
       </w:r>
       <w:r>
         <w:rPr>
@@ -112,7 +112,7 @@
         <w:rPr>
           <w:lang w:val="zh_TW" w:bidi="zh_TW"/>
         </w:rPr>
-        <w:t>Tyndale Open Study Notes</w:t>
+        <w:t>Aquifer Open Study Notes (Book Intros)</w:t>
       </w:r>
     </w:p>
     <w:p>

--- a/zht/docx/61.content.docx
+++ b/zht/docx/61.content.docx
@@ -258,54 +258,36 @@
         </w:rPr>
         <w:t>彼得後書很可能是寫給與彼得前書相同的一群基督徒（</w:t>
       </w:r>
-      <w:hyperlink r:id="rId13">
-        <w:r>
-          <w:rPr>
-            <w:lang w:val="zh_TW" w:bidi="zh_TW"/>
-          </w:rPr>
-          <w:rPr>
-            <w:color w:val="0000EE"/>
-            <w:u w:val="single"/>
-          </w:rPr>
-          <w:t>彼前1:1</w:t>
-        </w:r>
-      </w:hyperlink>
+      <w:r>
+        <w:rPr>
+          <w:lang w:val="zh_TW" w:bidi="zh_TW"/>
+        </w:rPr>
+        <w:t>彼前1:1</w:t>
+      </w:r>
       <w:r>
         <w:rPr>
           <w:lang w:val="zh_TW" w:bidi="zh_TW"/>
         </w:rPr>
         <w:t>；見</w:t>
       </w:r>
-      <w:hyperlink r:id="rId14">
-        <w:r>
-          <w:rPr>
-            <w:lang w:val="zh_TW" w:bidi="zh_TW"/>
-          </w:rPr>
-          <w:rPr>
-            <w:color w:val="0000EE"/>
-            <w:u w:val="single"/>
-          </w:rPr>
-          <w:t>彼後3:1</w:t>
-        </w:r>
-      </w:hyperlink>
+      <w:r>
+        <w:rPr>
+          <w:lang w:val="zh_TW" w:bidi="zh_TW"/>
+        </w:rPr>
+        <w:t>彼後3:1</w:t>
+      </w:r>
       <w:r>
         <w:rPr>
           <w:lang w:val="zh_TW" w:bidi="zh_TW"/>
         </w:rPr>
         <w:t>）。我們無法確定彼得是否曾到過小亞細亞——新約聖經對他在公元44年離開耶路撒冷後的行蹤記載甚少（</w:t>
       </w:r>
-      <w:hyperlink r:id="rId15">
-        <w:r>
-          <w:rPr>
-            <w:lang w:val="zh_TW" w:bidi="zh_TW"/>
-          </w:rPr>
-          <w:rPr>
-            <w:color w:val="0000EE"/>
-            <w:u w:val="single"/>
-          </w:rPr>
-          <w:t>徒12:16–17</w:t>
-        </w:r>
-      </w:hyperlink>
+      <w:r>
+        <w:rPr>
+          <w:lang w:val="zh_TW" w:bidi="zh_TW"/>
+        </w:rPr>
+        <w:t>徒12:16–17</w:t>
+      </w:r>
       <w:r>
         <w:rPr>
           <w:lang w:val="zh_TW" w:bidi="zh_TW"/>
@@ -337,72 +319,48 @@
         </w:rPr>
         <w:t>在信的開頭（</w:t>
       </w:r>
-      <w:hyperlink r:id="rId16">
-        <w:r>
-          <w:rPr>
-            <w:lang w:val="zh_TW" w:bidi="zh_TW"/>
-          </w:rPr>
-          <w:rPr>
-            <w:color w:val="0000EE"/>
-            <w:u w:val="single"/>
-          </w:rPr>
-          <w:t>1:1–15</w:t>
-        </w:r>
-      </w:hyperlink>
+      <w:r>
+        <w:rPr>
+          <w:lang w:val="zh_TW" w:bidi="zh_TW"/>
+        </w:rPr>
+        <w:t>1:1–15</w:t>
+      </w:r>
       <w:r>
         <w:rPr>
           <w:lang w:val="zh_TW" w:bidi="zh_TW"/>
         </w:rPr>
         <w:t>），彼得首先表明自己的身分並介紹收信人（</w:t>
       </w:r>
-      <w:hyperlink r:id="rId17">
-        <w:r>
-          <w:rPr>
-            <w:lang w:val="zh_TW" w:bidi="zh_TW"/>
-          </w:rPr>
-          <w:rPr>
-            <w:color w:val="0000EE"/>
-            <w:u w:val="single"/>
-          </w:rPr>
-          <w:t>1:1–2</w:t>
-        </w:r>
-      </w:hyperlink>
+      <w:r>
+        <w:rPr>
+          <w:lang w:val="zh_TW" w:bidi="zh_TW"/>
+        </w:rPr>
+        <w:t>1:1–2</w:t>
+      </w:r>
       <w:r>
         <w:rPr>
           <w:lang w:val="zh_TW" w:bidi="zh_TW"/>
         </w:rPr>
         <w:t>），接著提出他主要的關切，即希望讀者在對神與基督的認識上不斷成長（</w:t>
       </w:r>
-      <w:hyperlink r:id="rId18">
-        <w:r>
-          <w:rPr>
-            <w:lang w:val="zh_TW" w:bidi="zh_TW"/>
-          </w:rPr>
-          <w:rPr>
-            <w:color w:val="0000EE"/>
-            <w:u w:val="single"/>
-          </w:rPr>
-          <w:t>1:3–11</w:t>
-        </w:r>
-      </w:hyperlink>
+      <w:r>
+        <w:rPr>
+          <w:lang w:val="zh_TW" w:bidi="zh_TW"/>
+        </w:rPr>
+        <w:t>1:3–11</w:t>
+      </w:r>
       <w:r>
         <w:rPr>
           <w:lang w:val="zh_TW" w:bidi="zh_TW"/>
         </w:rPr>
         <w:t>）。他還帶著迫切的語氣告訴他們，他的生命所剩時日不多（</w:t>
       </w:r>
-      <w:hyperlink r:id="rId19">
-        <w:r>
-          <w:rPr>
-            <w:lang w:val="zh_TW" w:bidi="zh_TW"/>
-          </w:rPr>
-          <w:rPr>
-            <w:color w:val="0000EE"/>
-            <w:u w:val="single"/>
-          </w:rPr>
-          <w:t>1:12–15</w:t>
-        </w:r>
-      </w:hyperlink>
+      <w:r>
+        <w:rPr>
+          <w:lang w:val="zh_TW" w:bidi="zh_TW"/>
+        </w:rPr>
+        <w:t>1:12–15</w:t>
+      </w:r>
       <w:r>
         <w:rPr>
           <w:lang w:val="zh_TW" w:bidi="zh_TW"/>
@@ -417,36 +375,24 @@
           <w:lang w:val="zh_TW" w:bidi="zh_TW"/>
         </w:rPr>
       </w:r>
-      <w:hyperlink r:id="rId20">
-        <w:r>
-          <w:rPr>
-            <w:lang w:val="zh_TW" w:bidi="zh_TW"/>
-          </w:rPr>
-          <w:rPr>
-            <w:color w:val="0000EE"/>
-            <w:u w:val="single"/>
-          </w:rPr>
-          <w:t>第二章</w:t>
-        </w:r>
-      </w:hyperlink>
+      <w:r>
+        <w:rPr>
+          <w:lang w:val="zh_TW" w:bidi="zh_TW"/>
+        </w:rPr>
+        <w:t>第二章</w:t>
+      </w:r>
       <w:r>
         <w:rPr>
           <w:lang w:val="zh_TW" w:bidi="zh_TW"/>
         </w:rPr>
         <w:t>是這封信的核心部分，彼得在此描述並譴責假教師。在進入這一主題之前，他先強調基督將榮耀再來的確據（</w:t>
       </w:r>
-      <w:hyperlink r:id="rId21">
-        <w:r>
-          <w:rPr>
-            <w:lang w:val="zh_TW" w:bidi="zh_TW"/>
-          </w:rPr>
-          <w:rPr>
-            <w:color w:val="0000EE"/>
-            <w:u w:val="single"/>
-          </w:rPr>
-          <w:t>1:16–21</w:t>
-        </w:r>
-      </w:hyperlink>
+      <w:r>
+        <w:rPr>
+          <w:lang w:val="zh_TW" w:bidi="zh_TW"/>
+        </w:rPr>
+        <w:t>1:16–21</w:t>
+      </w:r>
       <w:r>
         <w:rPr>
           <w:lang w:val="zh_TW" w:bidi="zh_TW"/>
@@ -467,72 +413,48 @@
         </w:rPr>
         <w:t>彼得以四個階段來譴責假教師：他預測會有假教師出現（</w:t>
       </w:r>
-      <w:hyperlink r:id="rId22">
-        <w:r>
-          <w:rPr>
-            <w:lang w:val="zh_TW" w:bidi="zh_TW"/>
-          </w:rPr>
-          <w:rPr>
-            <w:color w:val="0000EE"/>
-            <w:u w:val="single"/>
-          </w:rPr>
-          <w:t>2:1–3</w:t>
-        </w:r>
-      </w:hyperlink>
+      <w:r>
+        <w:rPr>
+          <w:lang w:val="zh_TW" w:bidi="zh_TW"/>
+        </w:rPr>
+        <w:t>2:1–3</w:t>
+      </w:r>
       <w:r>
         <w:rPr>
           <w:lang w:val="zh_TW" w:bidi="zh_TW"/>
         </w:rPr>
         <w:t>），他強調神必審判他們，並拯救義人（</w:t>
       </w:r>
-      <w:hyperlink r:id="rId23">
-        <w:r>
-          <w:rPr>
-            <w:lang w:val="zh_TW" w:bidi="zh_TW"/>
-          </w:rPr>
-          <w:rPr>
-            <w:color w:val="0000EE"/>
-            <w:u w:val="single"/>
-          </w:rPr>
-          <w:t>2:4–10</w:t>
-        </w:r>
-      </w:hyperlink>
+      <w:r>
+        <w:rPr>
+          <w:lang w:val="zh_TW" w:bidi="zh_TW"/>
+        </w:rPr>
+        <w:t>2:4–10</w:t>
+      </w:r>
       <w:r>
         <w:rPr>
           <w:lang w:val="zh_TW" w:bidi="zh_TW"/>
         </w:rPr>
         <w:t>），他揭露假教師的罪行（</w:t>
       </w:r>
-      <w:hyperlink r:id="rId24">
-        <w:r>
-          <w:rPr>
-            <w:lang w:val="zh_TW" w:bidi="zh_TW"/>
-          </w:rPr>
-          <w:rPr>
-            <w:color w:val="0000EE"/>
-            <w:u w:val="single"/>
-          </w:rPr>
-          <w:t>2:10–16</w:t>
-        </w:r>
-      </w:hyperlink>
+      <w:r>
+        <w:rPr>
+          <w:lang w:val="zh_TW" w:bidi="zh_TW"/>
+        </w:rPr>
+        <w:t>2:10–16</w:t>
+      </w:r>
       <w:r>
         <w:rPr>
           <w:lang w:val="zh_TW" w:bidi="zh_TW"/>
         </w:rPr>
         <w:t>），並宣告他們的結局（</w:t>
       </w:r>
-      <w:hyperlink r:id="rId25">
-        <w:r>
-          <w:rPr>
-            <w:lang w:val="zh_TW" w:bidi="zh_TW"/>
-          </w:rPr>
-          <w:rPr>
-            <w:color w:val="0000EE"/>
-            <w:u w:val="single"/>
-          </w:rPr>
-          <w:t>2:17–22</w:t>
-        </w:r>
-      </w:hyperlink>
+      <w:r>
+        <w:rPr>
+          <w:lang w:val="zh_TW" w:bidi="zh_TW"/>
+        </w:rPr>
+        <w:t>2:17–22</w:t>
+      </w:r>
       <w:r>
         <w:rPr>
           <w:lang w:val="zh_TW" w:bidi="zh_TW"/>
@@ -553,54 +475,36 @@
         </w:rPr>
         <w:t>彼得進一步強調基督必定榮耀再來並更新世界（</w:t>
       </w:r>
-      <w:hyperlink r:id="rId26">
-        <w:r>
-          <w:rPr>
-            <w:lang w:val="zh_TW" w:bidi="zh_TW"/>
-          </w:rPr>
-          <w:rPr>
-            <w:color w:val="0000EE"/>
-            <w:u w:val="single"/>
-          </w:rPr>
-          <w:t>3:1–13</w:t>
-        </w:r>
-      </w:hyperlink>
+      <w:r>
+        <w:rPr>
+          <w:lang w:val="zh_TW" w:bidi="zh_TW"/>
+        </w:rPr>
+        <w:t>3:1–13</w:t>
+      </w:r>
       <w:r>
         <w:rPr>
           <w:lang w:val="zh_TW" w:bidi="zh_TW"/>
         </w:rPr>
         <w:t>），然後他以與開頭相似的方式結束這封信，為信徒禱告，使他們能夠「在我們主—救主耶穌基督的恩典和知識上有長進」（</w:t>
       </w:r>
-      <w:hyperlink r:id="rId27">
-        <w:r>
-          <w:rPr>
-            <w:lang w:val="zh_TW" w:bidi="zh_TW"/>
-          </w:rPr>
-          <w:rPr>
-            <w:color w:val="0000EE"/>
-            <w:u w:val="single"/>
-          </w:rPr>
-          <w:t>3:18，</w:t>
-        </w:r>
-      </w:hyperlink>
+      <w:r>
+        <w:rPr>
+          <w:lang w:val="zh_TW" w:bidi="zh_TW"/>
+        </w:rPr>
+        <w:t>3:18，</w:t>
+      </w:r>
       <w:r>
         <w:rPr>
           <w:lang w:val="zh_TW" w:bidi="zh_TW"/>
         </w:rPr>
         <w:t>見</w:t>
       </w:r>
-      <w:hyperlink r:id="rId18">
-        <w:r>
-          <w:rPr>
-            <w:lang w:val="zh_TW" w:bidi="zh_TW"/>
-          </w:rPr>
-          <w:rPr>
-            <w:color w:val="0000EE"/>
-            <w:u w:val="single"/>
-          </w:rPr>
-          <w:t>1:3–11</w:t>
-        </w:r>
-      </w:hyperlink>
+      <w:r>
+        <w:rPr>
+          <w:lang w:val="zh_TW" w:bidi="zh_TW"/>
+        </w:rPr>
+        <w:t>1:3–11</w:t>
+      </w:r>
       <w:r>
         <w:rPr>
           <w:lang w:val="zh_TW" w:bidi="zh_TW"/>
@@ -632,36 +536,24 @@
         </w:rPr>
         <w:t>作者自稱為西門彼得（</w:t>
       </w:r>
-      <w:hyperlink r:id="rId28">
-        <w:r>
-          <w:rPr>
-            <w:lang w:val="zh_TW" w:bidi="zh_TW"/>
-          </w:rPr>
-          <w:rPr>
-            <w:color w:val="0000EE"/>
-            <w:u w:val="single"/>
-          </w:rPr>
-          <w:t>1:1</w:t>
-        </w:r>
-      </w:hyperlink>
+      <w:r>
+        <w:rPr>
+          <w:lang w:val="zh_TW" w:bidi="zh_TW"/>
+        </w:rPr>
+        <w:t>1:1</w:t>
+      </w:r>
       <w:r>
         <w:rPr>
           <w:lang w:val="zh_TW" w:bidi="zh_TW"/>
         </w:rPr>
         <w:t>），即耶穌的使徒之一。彼得提到：「我現在寫給你們的是第二封信」（</w:t>
       </w:r>
-      <w:hyperlink r:id="rId14">
-        <w:r>
-          <w:rPr>
-            <w:lang w:val="zh_TW" w:bidi="zh_TW"/>
-          </w:rPr>
-          <w:rPr>
-            <w:color w:val="0000EE"/>
-            <w:u w:val="single"/>
-          </w:rPr>
-          <w:t>3:1</w:t>
-        </w:r>
-      </w:hyperlink>
+      <w:r>
+        <w:rPr>
+          <w:lang w:val="zh_TW" w:bidi="zh_TW"/>
+        </w:rPr>
+        <w:t>3:1</w:t>
+      </w:r>
       <w:r>
         <w:rPr>
           <w:lang w:val="zh_TW" w:bidi="zh_TW"/>
@@ -682,18 +574,12 @@
         </w:rPr>
         <w:t>然而，彼得後書在許多方面與彼得前書有所不同，卻與猶大書有顯著的相似之處。因此，一些解經家認為彼得後書可能並非由彼得親自撰寫。然而，這樣的結論並非必然，因為彼得後書所處的情境與彼得前書不同，語言與概念上的變化是自然的。此外，彼得前書的部分用詞可能是由西拉（Silas，彼得的書記，在</w:t>
       </w:r>
-      <w:hyperlink r:id="rId29">
-        <w:r>
-          <w:rPr>
-            <w:lang w:val="zh_TW" w:bidi="zh_TW"/>
-          </w:rPr>
-          <w:rPr>
-            <w:color w:val="0000EE"/>
-            <w:u w:val="single"/>
-          </w:rPr>
-          <w:t>彼前5:12</w:t>
-        </w:r>
-      </w:hyperlink>
+      <w:r>
+        <w:rPr>
+          <w:lang w:val="zh_TW" w:bidi="zh_TW"/>
+        </w:rPr>
+        <w:t>彼前5:12</w:t>
+      </w:r>
       <w:r>
         <w:rPr>
           <w:lang w:val="zh_TW" w:bidi="zh_TW"/>
@@ -725,270 +611,180 @@
         </w:rPr>
         <w:t>無可否認，彼得後書與猶大書之間確實存在某種文學關聯。這兩封書信中出現了太多相同的特殊表達方式，使這種相似性不可能僅僅是巧合或源於相同的口述傳統（參</w:t>
       </w:r>
-      <w:hyperlink r:id="rId30">
-        <w:r>
-          <w:rPr>
-            <w:lang w:val="zh_TW" w:bidi="zh_TW"/>
-          </w:rPr>
-          <w:rPr>
-            <w:color w:val="0000EE"/>
-            <w:u w:val="single"/>
-          </w:rPr>
-          <w:t>彼後2:3</w:t>
-        </w:r>
-      </w:hyperlink>
+      <w:r>
+        <w:rPr>
+          <w:lang w:val="zh_TW" w:bidi="zh_TW"/>
+        </w:rPr>
+        <w:t>彼後2:3</w:t>
+      </w:r>
       <w:r>
         <w:rPr>
           <w:lang w:val="zh_TW" w:bidi="zh_TW"/>
         </w:rPr>
         <w:t>//</w:t>
       </w:r>
-      <w:hyperlink r:id="rId31">
-        <w:r>
-          <w:rPr>
-            <w:lang w:val="zh_TW" w:bidi="zh_TW"/>
-          </w:rPr>
-          <w:rPr>
-            <w:color w:val="0000EE"/>
-            <w:u w:val="single"/>
-          </w:rPr>
-          <w:t>猶4</w:t>
-        </w:r>
-      </w:hyperlink>
+      <w:r>
+        <w:rPr>
+          <w:lang w:val="zh_TW" w:bidi="zh_TW"/>
+        </w:rPr>
+        <w:t>猶4</w:t>
+      </w:r>
       <w:r>
         <w:rPr>
           <w:lang w:val="zh_TW" w:bidi="zh_TW"/>
         </w:rPr>
         <w:t>；</w:t>
       </w:r>
-      <w:hyperlink r:id="rId32">
-        <w:r>
-          <w:rPr>
-            <w:lang w:val="zh_TW" w:bidi="zh_TW"/>
-          </w:rPr>
-          <w:rPr>
-            <w:color w:val="0000EE"/>
-            <w:u w:val="single"/>
-          </w:rPr>
-          <w:t>彼後2:4</w:t>
-        </w:r>
-      </w:hyperlink>
+      <w:r>
+        <w:rPr>
+          <w:lang w:val="zh_TW" w:bidi="zh_TW"/>
+        </w:rPr>
+        <w:t>彼後2:4</w:t>
+      </w:r>
       <w:r>
         <w:rPr>
           <w:lang w:val="zh_TW" w:bidi="zh_TW"/>
         </w:rPr>
         <w:t>//</w:t>
       </w:r>
-      <w:hyperlink r:id="rId33">
-        <w:r>
-          <w:rPr>
-            <w:lang w:val="zh_TW" w:bidi="zh_TW"/>
-          </w:rPr>
-          <w:rPr>
-            <w:color w:val="0000EE"/>
-            <w:u w:val="single"/>
-          </w:rPr>
-          <w:t>猶6</w:t>
-        </w:r>
-      </w:hyperlink>
+      <w:r>
+        <w:rPr>
+          <w:lang w:val="zh_TW" w:bidi="zh_TW"/>
+        </w:rPr>
+        <w:t>猶6</w:t>
+      </w:r>
       <w:r>
         <w:rPr>
           <w:lang w:val="zh_TW" w:bidi="zh_TW"/>
         </w:rPr>
         <w:t>；</w:t>
       </w:r>
-      <w:hyperlink r:id="rId34">
-        <w:r>
-          <w:rPr>
-            <w:lang w:val="zh_TW" w:bidi="zh_TW"/>
-          </w:rPr>
-          <w:rPr>
-            <w:color w:val="0000EE"/>
-            <w:u w:val="single"/>
-          </w:rPr>
-          <w:t>彼後2:6</w:t>
-        </w:r>
-      </w:hyperlink>
+      <w:r>
+        <w:rPr>
+          <w:lang w:val="zh_TW" w:bidi="zh_TW"/>
+        </w:rPr>
+        <w:t>彼後2:6</w:t>
+      </w:r>
       <w:r>
         <w:rPr>
           <w:lang w:val="zh_TW" w:bidi="zh_TW"/>
         </w:rPr>
         <w:t>//</w:t>
       </w:r>
-      <w:hyperlink r:id="rId35">
-        <w:r>
-          <w:rPr>
-            <w:lang w:val="zh_TW" w:bidi="zh_TW"/>
-          </w:rPr>
-          <w:rPr>
-            <w:color w:val="0000EE"/>
-            <w:u w:val="single"/>
-          </w:rPr>
-          <w:t>猶7</w:t>
-        </w:r>
-      </w:hyperlink>
+      <w:r>
+        <w:rPr>
+          <w:lang w:val="zh_TW" w:bidi="zh_TW"/>
+        </w:rPr>
+        <w:t>猶7</w:t>
+      </w:r>
       <w:r>
         <w:rPr>
           <w:lang w:val="zh_TW" w:bidi="zh_TW"/>
         </w:rPr>
         <w:t>；</w:t>
       </w:r>
-      <w:hyperlink r:id="rId36">
-        <w:r>
-          <w:rPr>
-            <w:lang w:val="zh_TW" w:bidi="zh_TW"/>
-          </w:rPr>
-          <w:rPr>
-            <w:color w:val="0000EE"/>
-            <w:u w:val="single"/>
-          </w:rPr>
-          <w:t>彼後2:10</w:t>
-        </w:r>
-      </w:hyperlink>
+      <w:r>
+        <w:rPr>
+          <w:lang w:val="zh_TW" w:bidi="zh_TW"/>
+        </w:rPr>
+        <w:t>彼後2:10</w:t>
+      </w:r>
       <w:r>
         <w:rPr>
           <w:lang w:val="zh_TW" w:bidi="zh_TW"/>
         </w:rPr>
         <w:t>//</w:t>
       </w:r>
-      <w:hyperlink r:id="rId37">
-        <w:r>
-          <w:rPr>
-            <w:lang w:val="zh_TW" w:bidi="zh_TW"/>
-          </w:rPr>
-          <w:rPr>
-            <w:color w:val="0000EE"/>
-            <w:u w:val="single"/>
-          </w:rPr>
-          <w:t>猶8</w:t>
-        </w:r>
-      </w:hyperlink>
+      <w:r>
+        <w:rPr>
+          <w:lang w:val="zh_TW" w:bidi="zh_TW"/>
+        </w:rPr>
+        <w:t>猶8</w:t>
+      </w:r>
       <w:r>
         <w:rPr>
           <w:lang w:val="zh_TW" w:bidi="zh_TW"/>
         </w:rPr>
         <w:t>；</w:t>
       </w:r>
-      <w:hyperlink r:id="rId38">
-        <w:r>
-          <w:rPr>
-            <w:lang w:val="zh_TW" w:bidi="zh_TW"/>
-          </w:rPr>
-          <w:rPr>
-            <w:color w:val="0000EE"/>
-            <w:u w:val="single"/>
-          </w:rPr>
-          <w:t>彼後2:11</w:t>
-        </w:r>
-      </w:hyperlink>
+      <w:r>
+        <w:rPr>
+          <w:lang w:val="zh_TW" w:bidi="zh_TW"/>
+        </w:rPr>
+        <w:t>彼後2:11</w:t>
+      </w:r>
       <w:r>
         <w:rPr>
           <w:lang w:val="zh_TW" w:bidi="zh_TW"/>
         </w:rPr>
         <w:t>//</w:t>
       </w:r>
-      <w:hyperlink r:id="rId39">
-        <w:r>
-          <w:rPr>
-            <w:lang w:val="zh_TW" w:bidi="zh_TW"/>
-          </w:rPr>
-          <w:rPr>
-            <w:color w:val="0000EE"/>
-            <w:u w:val="single"/>
-          </w:rPr>
-          <w:t>猶9</w:t>
-        </w:r>
-      </w:hyperlink>
+      <w:r>
+        <w:rPr>
+          <w:lang w:val="zh_TW" w:bidi="zh_TW"/>
+        </w:rPr>
+        <w:t>猶9</w:t>
+      </w:r>
       <w:r>
         <w:rPr>
           <w:lang w:val="zh_TW" w:bidi="zh_TW"/>
         </w:rPr>
         <w:t>；</w:t>
       </w:r>
-      <w:hyperlink r:id="rId40">
-        <w:r>
-          <w:rPr>
-            <w:lang w:val="zh_TW" w:bidi="zh_TW"/>
-          </w:rPr>
-          <w:rPr>
-            <w:color w:val="0000EE"/>
-            <w:u w:val="single"/>
-          </w:rPr>
-          <w:t>彼後2:13</w:t>
-        </w:r>
-      </w:hyperlink>
+      <w:r>
+        <w:rPr>
+          <w:lang w:val="zh_TW" w:bidi="zh_TW"/>
+        </w:rPr>
+        <w:t>彼後2:13</w:t>
+      </w:r>
       <w:r>
         <w:rPr>
           <w:lang w:val="zh_TW" w:bidi="zh_TW"/>
         </w:rPr>
         <w:t>、</w:t>
       </w:r>
-      <w:hyperlink r:id="rId41">
-        <w:r>
-          <w:rPr>
-            <w:lang w:val="zh_TW" w:bidi="zh_TW"/>
-          </w:rPr>
-          <w:rPr>
-            <w:color w:val="0000EE"/>
-            <w:u w:val="single"/>
-          </w:rPr>
-          <w:t>17</w:t>
-        </w:r>
-      </w:hyperlink>
+      <w:r>
+        <w:rPr>
+          <w:lang w:val="zh_TW" w:bidi="zh_TW"/>
+        </w:rPr>
+        <w:t>17</w:t>
+      </w:r>
       <w:r>
         <w:rPr>
           <w:lang w:val="zh_TW" w:bidi="zh_TW"/>
         </w:rPr>
         <w:t>//</w:t>
       </w:r>
-      <w:hyperlink r:id="rId42">
-        <w:r>
-          <w:rPr>
-            <w:lang w:val="zh_TW" w:bidi="zh_TW"/>
-          </w:rPr>
-          <w:rPr>
-            <w:color w:val="0000EE"/>
-            <w:u w:val="single"/>
-          </w:rPr>
-          <w:t>猶</w:t>
-        </w:r>
-      </w:hyperlink>
+      <w:r>
+        <w:rPr>
+          <w:lang w:val="zh_TW" w:bidi="zh_TW"/>
+        </w:rPr>
+        <w:t>猶</w:t>
+      </w:r>
       <w:r>
         <w:rPr>
           <w:lang w:val="zh_TW" w:bidi="zh_TW"/>
         </w:rPr>
         <w:t>；</w:t>
       </w:r>
-      <w:hyperlink r:id="rId43">
-        <w:r>
-          <w:rPr>
-            <w:lang w:val="zh_TW" w:bidi="zh_TW"/>
-          </w:rPr>
-          <w:rPr>
-            <w:color w:val="0000EE"/>
-            <w:u w:val="single"/>
-          </w:rPr>
-          <w:t>彼後3:3</w:t>
-        </w:r>
-      </w:hyperlink>
+      <w:r>
+        <w:rPr>
+          <w:lang w:val="zh_TW" w:bidi="zh_TW"/>
+        </w:rPr>
+        <w:t>彼後3:3</w:t>
+      </w:r>
       <w:r>
         <w:rPr>
           <w:lang w:val="zh_TW" w:bidi="zh_TW"/>
         </w:rPr>
         <w:t>//</w:t>
       </w:r>
-      <w:hyperlink r:id="rId37">
-        <w:r>
-          <w:rPr>
-            <w:lang w:val="zh_TW" w:bidi="zh_TW"/>
-          </w:rPr>
-          <w:rPr>
-            <w:color w:val="0000EE"/>
-            <w:u w:val="single"/>
-          </w:rPr>
-          <w:t>猶8</w:t>
-        </w:r>
-      </w:hyperlink>
+      <w:r>
+        <w:rPr>
+          <w:lang w:val="zh_TW" w:bidi="zh_TW"/>
+        </w:rPr>
+        <w:t>猶8</w:t>
+      </w:r>
       <w:r>
         <w:rPr>
           <w:lang w:val="zh_TW" w:bidi="zh_TW"/>
@@ -1020,54 +816,36 @@
         </w:rPr>
         <w:t>彼得所譴責的假教師無法與古代教會中任何已知的異端完全對應起來。這些假教師充滿道德敗壞與懷疑精神，他們認為神的恩典使他們有權為所欲為（</w:t>
       </w:r>
-      <w:hyperlink r:id="rId44">
-        <w:r>
-          <w:rPr>
-            <w:lang w:val="zh_TW" w:bidi="zh_TW"/>
-          </w:rPr>
-          <w:rPr>
-            <w:color w:val="0000EE"/>
-            <w:u w:val="single"/>
-          </w:rPr>
-          <w:t>彼後2:19–20</w:t>
-        </w:r>
-      </w:hyperlink>
+      <w:r>
+        <w:rPr>
+          <w:lang w:val="zh_TW" w:bidi="zh_TW"/>
+        </w:rPr>
+        <w:t>彼後2:19–20</w:t>
+      </w:r>
       <w:r>
         <w:rPr>
           <w:lang w:val="zh_TW" w:bidi="zh_TW"/>
         </w:rPr>
         <w:t>）。他們不尊重任何權柄（見</w:t>
       </w:r>
-      <w:hyperlink r:id="rId45">
-        <w:r>
-          <w:rPr>
-            <w:lang w:val="zh_TW" w:bidi="zh_TW"/>
-          </w:rPr>
-          <w:rPr>
-            <w:color w:val="0000EE"/>
-            <w:u w:val="single"/>
-          </w:rPr>
-          <w:t>2:10–11</w:t>
-        </w:r>
-      </w:hyperlink>
+      <w:r>
+        <w:rPr>
+          <w:lang w:val="zh_TW" w:bidi="zh_TW"/>
+        </w:rPr>
+        <w:t>2:10–11</w:t>
+      </w:r>
       <w:r>
         <w:rPr>
           <w:lang w:val="zh_TW" w:bidi="zh_TW"/>
         </w:rPr>
         <w:t>），沉溺於非法的性行為、酗酒、貪食與貪婪之中（</w:t>
       </w:r>
-      <w:hyperlink r:id="rId46">
-        <w:r>
-          <w:rPr>
-            <w:lang w:val="zh_TW" w:bidi="zh_TW"/>
-          </w:rPr>
-          <w:rPr>
-            <w:color w:val="0000EE"/>
-            <w:u w:val="single"/>
-          </w:rPr>
-          <w:t>2:13–20</w:t>
-        </w:r>
-      </w:hyperlink>
+      <w:r>
+        <w:rPr>
+          <w:lang w:val="zh_TW" w:bidi="zh_TW"/>
+        </w:rPr>
+        <w:t>2:13–20</w:t>
+      </w:r>
       <w:r>
         <w:rPr>
           <w:lang w:val="zh_TW" w:bidi="zh_TW"/>
@@ -1099,72 +877,48 @@
         </w:rPr>
         <w:t>彼得後書的核心關切是教會內部假教師的問題。儘管這些放蕩形骸的人自稱是基督徒（</w:t>
       </w:r>
-      <w:hyperlink r:id="rId47">
-        <w:r>
-          <w:rPr>
-            <w:lang w:val="zh_TW" w:bidi="zh_TW"/>
-          </w:rPr>
-          <w:rPr>
-            <w:color w:val="0000EE"/>
-            <w:u w:val="single"/>
-          </w:rPr>
-          <w:t>2:1</w:t>
-        </w:r>
-      </w:hyperlink>
+      <w:r>
+        <w:rPr>
+          <w:lang w:val="zh_TW" w:bidi="zh_TW"/>
+        </w:rPr>
+        <w:t>2:1</w:t>
+      </w:r>
       <w:r>
         <w:rPr>
           <w:lang w:val="zh_TW" w:bidi="zh_TW"/>
         </w:rPr>
         <w:t>、</w:t>
       </w:r>
-      <w:hyperlink r:id="rId48">
-        <w:r>
-          <w:rPr>
-            <w:lang w:val="zh_TW" w:bidi="zh_TW"/>
-          </w:rPr>
-          <w:rPr>
-            <w:color w:val="0000EE"/>
-            <w:u w:val="single"/>
-          </w:rPr>
-          <w:t>21–22</w:t>
-        </w:r>
-      </w:hyperlink>
+      <w:r>
+        <w:rPr>
+          <w:lang w:val="zh_TW" w:bidi="zh_TW"/>
+        </w:rPr>
+        <w:t>21–22</w:t>
+      </w:r>
       <w:r>
         <w:rPr>
           <w:lang w:val="zh_TW" w:bidi="zh_TW"/>
         </w:rPr>
         <w:t>），彼得毫無疑問地之處他們實際上是悖逆主、注定滅亡的人（</w:t>
       </w:r>
-      <w:hyperlink r:id="rId30">
-        <w:r>
-          <w:rPr>
-            <w:lang w:val="zh_TW" w:bidi="zh_TW"/>
-          </w:rPr>
-          <w:rPr>
-            <w:color w:val="0000EE"/>
-            <w:u w:val="single"/>
-          </w:rPr>
-          <w:t>2:3</w:t>
-        </w:r>
-      </w:hyperlink>
+      <w:r>
+        <w:rPr>
+          <w:lang w:val="zh_TW" w:bidi="zh_TW"/>
+        </w:rPr>
+        <w:t>2:3</w:t>
+      </w:r>
       <w:r>
         <w:rPr>
           <w:lang w:val="zh_TW" w:bidi="zh_TW"/>
         </w:rPr>
         <w:t>、</w:t>
       </w:r>
-      <w:hyperlink r:id="rId36">
-        <w:r>
-          <w:rPr>
-            <w:lang w:val="zh_TW" w:bidi="zh_TW"/>
-          </w:rPr>
-          <w:rPr>
-            <w:color w:val="0000EE"/>
-            <w:u w:val="single"/>
-          </w:rPr>
-          <w:t>10</w:t>
-        </w:r>
-      </w:hyperlink>
+      <w:r>
+        <w:rPr>
+          <w:lang w:val="zh_TW" w:bidi="zh_TW"/>
+        </w:rPr>
+        <w:t>10</w:t>
+      </w:r>
       <w:r>
         <w:rPr>
           <w:lang w:val="zh_TW" w:bidi="zh_TW"/>
